--- a/Subjects/PastPaper/CMP+ICT/2025-2026/S3 CMP/25_26_S3_CMP_Term02_Exam.regenerated.docx
+++ b/Subjects/PastPaper/CMP+ICT/2025-2026/S3 CMP/25_26_S3_CMP_Term02_Exam.regenerated.docx
@@ -1880,13 +1880,13 @@
         <w:tab/>
       </w:r>
       <w:r>
-        <w:t>執行 `import cv2` 時出</w:t>
-      </w:r>
-      <w:r>
-        <w:t>現 `ModuleNotF</w:t>
-      </w:r>
-      <w:r>
-        <w:t>oundError`，較合理處理是？</w:t>
+        <w:t xml:space="preserve">執行 import cv2 時出現 </w:t>
+      </w:r>
+      <w:r>
+        <w:t>'ModuleNotFou</w:t>
+      </w:r>
+      <w:r>
+        <w:t>ndError'，較合理處理是？</w:t>
         <w:br/>
         <w:tab/>
         <w:t>A.</w:t>
@@ -2663,14 +2663,16 @@
         </w:rPr>
       </w:pPr>
       <w:r>
+        <w:t>9.</w:t>
+      </w:r>
+      <w:r>
+        <w:tab/>
+      </w:r>
+      <w:r>
+        <w:t>'cv2.VideoCapture(0)' 的 0 在課堂實驗通常指？</w:t>
         <w:br/>
         <w:tab/>
-      </w:r>
-      <w:r>
-        <w:t>A</w:t>
-      </w:r>
-      <w:r>
-        <w:t>.</w:t>
+        <w:t>A.</w:t>
         <w:tab/>
         <w:t>第 0 秒</w:t>
         <w:br/>
@@ -2704,26 +2706,13 @@
         </w:rPr>
       </w:pPr>
       <w:r>
-        <w:br/>
-        <w:t>A.</w:t>
-      </w:r>
-      <w:r>
-        <w:tab/>
-      </w:r>
-      <w:r>
-        <w:t>預設鏡頭</w:t>
-        <w:br/>
-        <w:t>B.</w:t>
-        <w:tab/>
-        <w:t>第 0 張圖</w:t>
-        <w:br/>
-        <w:t>C.</w:t>
-        <w:tab/>
-        <w:t>第 0 秒</w:t>
-        <w:br/>
-        <w:t>D.</w:t>
-        <w:tab/>
-        <w:t>靜音</w:t>
+        <w:t xml:space="preserve"> </w:t>
+      </w:r>
+      <w:r>
+        <w:t xml:space="preserve"> </w:t>
+      </w:r>
+      <w:r>
+        <w:t xml:space="preserve"> </w:t>
       </w:r>
     </w:p>
     <w:p>
@@ -3043,6 +3032,26 @@
       </w:r>
       <w:r>
         <w:t>像轉灰階，主要原因是？</w:t>
+        <w:br/>
+        <w:tab/>
+        <w:t>A.</w:t>
+        <w:tab/>
+        <w:t>減少運算量、加快處理</w:t>
+        <w:br/>
+        <w:tab/>
+        <w:t>B.</w:t>
+        <w:tab/>
+        <w:t>令相片變彩色</w:t>
+        <w:br/>
+        <w:tab/>
+        <w:t>C.</w:t>
+        <w:tab/>
+        <w:t>用來翻譯句子</w:t>
+        <w:br/>
+        <w:tab/>
+        <w:t>D.</w:t>
+        <w:tab/>
+        <w:t>用來播放 mp3</w:t>
       </w:r>
     </w:p>
     <w:p>
@@ -3066,14 +3075,13 @@
         </w:tabs>
       </w:pPr>
       <w:r>
-        <w:tab/>
-        <w:t>A.</w:t>
-      </w:r>
-      <w:r>
-        <w:tab/>
-      </w:r>
-      <w:r>
-        <w:t>減少運算量、加快處理</w:t>
+        <w:t xml:space="preserve"> </w:t>
+      </w:r>
+      <w:r>
+        <w:t xml:space="preserve"> </w:t>
+      </w:r>
+      <w:r>
+        <w:t xml:space="preserve"> </w:t>
       </w:r>
     </w:p>
     <w:p>
@@ -3086,14 +3094,13 @@
         </w:tabs>
       </w:pPr>
       <w:r>
-        <w:tab/>
-        <w:t>B.</w:t>
-      </w:r>
-      <w:r>
-        <w:tab/>
-      </w:r>
-      <w:r>
-        <w:t>令相片變彩色</w:t>
+        <w:t xml:space="preserve"> </w:t>
+      </w:r>
+      <w:r>
+        <w:t xml:space="preserve"> </w:t>
+      </w:r>
+      <w:r>
+        <w:t xml:space="preserve"> </w:t>
       </w:r>
     </w:p>
     <w:p>
@@ -3106,14 +3113,13 @@
         </w:tabs>
       </w:pPr>
       <w:r>
-        <w:tab/>
-        <w:t>C.</w:t>
-      </w:r>
-      <w:r>
-        <w:tab/>
-      </w:r>
-      <w:r>
-        <w:t>用來翻譯句子</w:t>
+        <w:t xml:space="preserve"> </w:t>
+      </w:r>
+      <w:r>
+        <w:t xml:space="preserve"> </w:t>
+      </w:r>
+      <w:r>
+        <w:t xml:space="preserve"> </w:t>
       </w:r>
     </w:p>
     <w:p>
@@ -3126,14 +3132,13 @@
         </w:tabs>
       </w:pPr>
       <w:r>
-        <w:tab/>
-        <w:t>D.</w:t>
-      </w:r>
-      <w:r>
-        <w:tab/>
-      </w:r>
-      <w:r>
-        <w:t>用來播放 mp3</w:t>
+        <w:t xml:space="preserve"> </w:t>
+      </w:r>
+      <w:r>
+        <w:t xml:space="preserve"> </w:t>
+      </w:r>
+      <w:r>
+        <w:t xml:space="preserve"> </w:t>
       </w:r>
     </w:p>
     <w:p>
@@ -3170,6 +3175,26 @@
       </w:r>
       <w:r>
         <w:t>F 而非 CSRT，因為？</w:t>
+        <w:br/>
+        <w:tab/>
+        <w:t>A.</w:t>
+        <w:tab/>
+        <w:t>KCF 一定較準確</w:t>
+        <w:br/>
+        <w:tab/>
+        <w:t>B.</w:t>
+        <w:tab/>
+        <w:t>KCF 一般較快</w:t>
+        <w:br/>
+        <w:tab/>
+        <w:t>C.</w:t>
+        <w:tab/>
+        <w:t>CSRT 不能追蹤</w:t>
+        <w:br/>
+        <w:tab/>
+        <w:t>D.</w:t>
+        <w:tab/>
+        <w:t>兩者完全相同</w:t>
       </w:r>
     </w:p>
     <w:p>
@@ -3191,14 +3216,13 @@
         </w:tabs>
       </w:pPr>
       <w:r>
-        <w:tab/>
-        <w:t>A.</w:t>
-      </w:r>
-      <w:r>
-        <w:tab/>
-      </w:r>
-      <w:r>
-        <w:t>KCF 一定較準確</w:t>
+        <w:t xml:space="preserve"> </w:t>
+      </w:r>
+      <w:r>
+        <w:t xml:space="preserve"> </w:t>
+      </w:r>
+      <w:r>
+        <w:t xml:space="preserve"> </w:t>
       </w:r>
     </w:p>
     <w:p>
@@ -3210,14 +3234,13 @@
         </w:tabs>
       </w:pPr>
       <w:r>
-        <w:tab/>
-        <w:t>B.</w:t>
-      </w:r>
-      <w:r>
-        <w:tab/>
-      </w:r>
-      <w:r>
-        <w:t>KCF 一般較快</w:t>
+        <w:t xml:space="preserve"> </w:t>
+      </w:r>
+      <w:r>
+        <w:t xml:space="preserve"> </w:t>
+      </w:r>
+      <w:r>
+        <w:t xml:space="preserve"> </w:t>
       </w:r>
     </w:p>
     <w:p>
@@ -3229,14 +3252,13 @@
         </w:tabs>
       </w:pPr>
       <w:r>
-        <w:tab/>
-        <w:t>C.</w:t>
-      </w:r>
-      <w:r>
-        <w:tab/>
-      </w:r>
-      <w:r>
-        <w:t>CSRT 不能追蹤</w:t>
+        <w:t xml:space="preserve"> </w:t>
+      </w:r>
+      <w:r>
+        <w:t xml:space="preserve"> </w:t>
+      </w:r>
+      <w:r>
+        <w:t xml:space="preserve"> </w:t>
       </w:r>
     </w:p>
     <w:p>
@@ -3248,14 +3270,13 @@
         </w:tabs>
       </w:pPr>
       <w:r>
-        <w:tab/>
-        <w:t>D.</w:t>
-      </w:r>
-      <w:r>
-        <w:tab/>
-      </w:r>
-      <w:r>
-        <w:t>兩者完全相同</w:t>
+        <w:t xml:space="preserve"> </w:t>
+      </w:r>
+      <w:r>
+        <w:t xml:space="preserve"> </w:t>
+      </w:r>
+      <w:r>
+        <w:t xml:space="preserve"> </w:t>
       </w:r>
     </w:p>
     <w:p>
@@ -3285,17 +3306,19 @@
         </w:rPr>
       </w:pPr>
       <w:r>
+        <w:t>14.</w:t>
+      </w:r>
+      <w:r>
+        <w:tab/>
+        <w:t>Google 翻譯 API 顯示找不</w:t>
+      </w:r>
+      <w:r>
+        <w:t>到憑證，較可能是？</w:t>
         <w:br/>
         <w:tab/>
-        <w:t>A</w:t>
-      </w:r>
-      <w:r>
-        <w:t>.</w:t>
-        <w:tab/>
-        <w:t>未設定 password.json</w:t>
-      </w:r>
-      <w:r>
-        <w:t xml:space="preserve"> 路徑</w:t>
+        <w:t>A.</w:t>
+        <w:tab/>
+        <w:t>未設定 password.json 路徑</w:t>
         <w:br/>
         <w:tab/>
         <w:t>B.</w:t>
@@ -3327,26 +3350,13 @@
         </w:rPr>
       </w:pPr>
       <w:r>
-        <w:br/>
-        <w:t>A.</w:t>
-      </w:r>
-      <w:r>
-        <w:tab/>
-      </w:r>
-      <w:r>
-        <w:t>未裝 tkinter</w:t>
-        <w:br/>
-        <w:t>B.</w:t>
-        <w:tab/>
-        <w:t>未設定 password.json 路徑</w:t>
-        <w:br/>
-        <w:t>C.</w:t>
-        <w:tab/>
-        <w:t>未灰階</w:t>
-        <w:br/>
-        <w:t>D.</w:t>
-        <w:tab/>
-        <w:t>未圈選 ROI</w:t>
+        <w:t xml:space="preserve"> </w:t>
+      </w:r>
+      <w:r>
+        <w:t xml:space="preserve"> </w:t>
+      </w:r>
+      <w:r>
+        <w:t xml:space="preserve"> </w:t>
       </w:r>
     </w:p>
     <w:p>
@@ -3439,14 +3449,16 @@
         </w:tabs>
       </w:pPr>
       <w:r>
+        <w:t>15.</w:t>
+      </w:r>
+      <w:r>
+        <w:tab/>
+      </w:r>
+      <w:r>
+        <w:t>要刪除專案內舊的 sound.mp3，較應使用？</w:t>
         <w:br/>
         <w:tab/>
-        <w:t>A</w:t>
-      </w:r>
-      <w:r>
-        <w:t>.</w:t>
-      </w:r>
-      <w:r>
+        <w:t>A.</w:t>
         <w:tab/>
         <w:t>gTTS</w:t>
         <w:br/>
@@ -3478,24 +3490,6 @@
           <w:rFonts w:ascii="新細明體" w:hAnsi="新細明體" w:cs="PingFang TC" w:hint="eastAsia"/>
         </w:rPr>
       </w:pPr>
-      <w:r>
-        <w:br/>
-        <w:t>A.</w:t>
-        <w:tab/>
-        <w:t>gTTS</w:t>
-        <w:br/>
-        <w:t>B.</w:t>
-        <w:tab/>
-        <w:t>detectMultiScale</w:t>
-        <w:br/>
-        <w:t>C.</w:t>
-        <w:tab/>
-        <w:t>os.remove</w:t>
-        <w:br/>
-        <w:t>D.</w:t>
-        <w:tab/>
-        <w:t>recognize_google</w:t>
-      </w:r>
     </w:p>
     <w:p>
       <w:pPr>
@@ -3610,6 +3604,26 @@
       </w:r>
       <w:r>
         <w:t>在 quiz_data.json，主要是為了？</w:t>
+        <w:br/>
+        <w:tab/>
+        <w:t>A.</w:t>
+        <w:tab/>
+        <w:t>只能老師使用</w:t>
+        <w:br/>
+        <w:tab/>
+        <w:t>B.</w:t>
+        <w:tab/>
+        <w:t>不用寫任何程式</w:t>
+        <w:br/>
+        <w:tab/>
+        <w:t>C.</w:t>
+        <w:tab/>
+        <w:t>一定不會出錯</w:t>
+        <w:br/>
+        <w:tab/>
+        <w:t>D.</w:t>
+        <w:tab/>
+        <w:t>程式與題目資料分開，方便更新題庫</w:t>
       </w:r>
     </w:p>
     <w:p>
@@ -3635,16 +3649,13 @@
         <w:ind w:left="426"/>
       </w:pPr>
       <w:r>
-        <w:tab/>
-        <w:t>A</w:t>
-      </w:r>
-      <w:r>
-        <w:t>.</w:t>
-        <w:tab/>
-        <w:t>只能</w:t>
-      </w:r>
-      <w:r>
-        <w:t>老師使用</w:t>
+        <w:t xml:space="preserve"> </w:t>
+      </w:r>
+      <w:r>
+        <w:t xml:space="preserve"> </w:t>
+      </w:r>
+      <w:r>
+        <w:t xml:space="preserve"> </w:t>
       </w:r>
     </w:p>
     <w:p>
@@ -3656,16 +3667,13 @@
         <w:ind w:left="426"/>
       </w:pPr>
       <w:r>
-        <w:tab/>
-        <w:t>B</w:t>
-      </w:r>
-      <w:r>
-        <w:t>.</w:t>
-        <w:tab/>
-        <w:t>不用</w:t>
-      </w:r>
-      <w:r>
-        <w:t>寫任何程式</w:t>
+        <w:t xml:space="preserve"> </w:t>
+      </w:r>
+      <w:r>
+        <w:t xml:space="preserve"> </w:t>
+      </w:r>
+      <w:r>
+        <w:t xml:space="preserve"> </w:t>
       </w:r>
     </w:p>
     <w:p>
@@ -3677,15 +3685,13 @@
         <w:ind w:left="426"/>
       </w:pPr>
       <w:r>
-        <w:tab/>
-        <w:t>C</w:t>
-      </w:r>
-      <w:r>
-        <w:t>.</w:t>
-      </w:r>
-      <w:r>
-        <w:tab/>
-        <w:t>一定不會出錯</w:t>
+        <w:t xml:space="preserve"> </w:t>
+      </w:r>
+      <w:r>
+        <w:t xml:space="preserve"> </w:t>
+      </w:r>
+      <w:r>
+        <w:t xml:space="preserve"> </w:t>
       </w:r>
     </w:p>
     <w:p>
@@ -3700,16 +3706,13 @@
         </w:rPr>
       </w:pPr>
       <w:r>
-        <w:tab/>
-        <w:t>D</w:t>
-      </w:r>
-      <w:r>
-        <w:t>.</w:t>
-        <w:tab/>
-        <w:t>程式</w:t>
-      </w:r>
-      <w:r>
-        <w:t>與題目資料分開，方便更新題庫</w:t>
+        <w:t xml:space="preserve"> </w:t>
+      </w:r>
+      <w:r>
+        <w:t xml:space="preserve"> </w:t>
+      </w:r>
+      <w:r>
+        <w:t xml:space="preserve"> </w:t>
       </w:r>
     </w:p>
     <w:p>
@@ -3737,26 +3740,29 @@
         </w:tabs>
       </w:pPr>
       <w:r>
+        <w:t>17.</w:t>
+      </w:r>
+      <w:r>
+        <w:tab/>
+      </w:r>
+      <w:r>
+        <w:t>製作有按鈕、選項的</w:t>
+      </w:r>
+      <w:r>
+        <w:t>測驗視窗介面，較應使用？</w:t>
         <w:br/>
         <w:tab/>
-        <w:t>A</w:t>
-      </w:r>
-      <w:r>
-        <w:t>.</w:t>
-      </w:r>
-      <w:r>
-        <w:tab/>
-        <w:t>playsoun</w:t>
-      </w:r>
-      <w:r>
-        <w:t>d</w:t>
+        <w:t>A.</w:t>
+        <w:tab/>
+        <w:t>p</w:t>
+      </w:r>
+      <w:r>
+        <w:t>laysound</w:t>
         <w:br/>
         <w:tab/>
         <w:t>B.</w:t>
         <w:tab/>
         <w:t>Haar Cascade</w:t>
-      </w:r>
-      <w:r>
         <w:br/>
         <w:tab/>
         <w:t>C.</w:t>
@@ -3781,24 +3787,6 @@
           <w:rFonts w:asciiTheme="minorEastAsia" w:eastAsiaTheme="minorEastAsia" w:hAnsiTheme="minorEastAsia" w:cs="PingFang TC" w:hint="eastAsia"/>
         </w:rPr>
       </w:pPr>
-      <w:r>
-        <w:br/>
-        <w:t>A.</w:t>
-        <w:tab/>
-        <w:t>tkinter</w:t>
-        <w:br/>
-        <w:t>B.</w:t>
-        <w:tab/>
-        <w:t>gTTS</w:t>
-        <w:br/>
-        <w:t>C.</w:t>
-        <w:tab/>
-        <w:t>Haar Cascade</w:t>
-        <w:br/>
-        <w:t>D.</w:t>
-        <w:tab/>
-        <w:t>playsound</w:t>
-      </w:r>
     </w:p>
     <w:p>
       <w:pPr>
@@ -4033,30 +4021,40 @@
         </w:tabs>
       </w:pPr>
       <w:r>
+        <w:t>18.</w:t>
+      </w:r>
+      <w:r>
+        <w:tab/>
+      </w:r>
+      <w:r>
+        <w:t>追蹤準確</w:t>
+      </w:r>
+      <w:r>
+        <w:t>度要求高、速度可慢，較應選哪種 tra</w:t>
+      </w:r>
+      <w:r>
+        <w:t>cker？</w:t>
         <w:br/>
         <w:tab/>
-        <w:t>A</w:t>
-      </w:r>
-      <w:r>
-        <w:t>.</w:t>
-      </w:r>
-      <w:r>
-        <w:tab/>
-        <w:t>CSR</w:t>
-      </w:r>
-      <w:r>
-        <w:t>T</w:t>
+        <w:t>A.</w:t>
+        <w:tab/>
+        <w:t>CSRT</w:t>
         <w:br/>
         <w:tab/>
         <w:t>B.</w:t>
         <w:tab/>
-        <w:t>不用 tracker</w:t>
+        <w:t>不用 track</w:t>
+      </w:r>
+      <w:proofErr w:type="gramStart"/>
+      <w:r>
+        <w:t>e</w:t>
+      </w:r>
+      <w:proofErr w:type="gramEnd"/>
+      <w:r>
+        <w:t>r</w:t>
         <w:br/>
         <w:tab/>
-        <w:t>C</w:t>
-      </w:r>
-      <w:r>
-        <w:t>.</w:t>
+        <w:t>C.</w:t>
         <w:tab/>
         <w:t>MOSSE</w:t>
         <w:br/>
@@ -4065,14 +4063,6 @@
         <w:tab/>
         <w:t>KCF</w:t>
       </w:r>
-      <w:proofErr w:type="gramStart"/>
-      <w:r>
-        <w:t xml:space="preserve"> </w:t>
-      </w:r>
-      <w:proofErr w:type="gramEnd"/>
-      <w:r>
-        <w:t xml:space="preserve"> </w:t>
-      </w:r>
     </w:p>
     <w:p>
       <w:pPr>
@@ -4086,24 +4076,6 @@
           <w:rFonts w:hint="eastAsia"/>
         </w:rPr>
       </w:pPr>
-      <w:r>
-        <w:br/>
-        <w:t>A.</w:t>
-        <w:tab/>
-        <w:t>MOSSE</w:t>
-        <w:br/>
-        <w:t>B.</w:t>
-        <w:tab/>
-        <w:t>CSRT</w:t>
-        <w:br/>
-        <w:t>C.</w:t>
-        <w:tab/>
-        <w:t>KCF</w:t>
-        <w:br/>
-        <w:t>D.</w:t>
-        <w:tab/>
-        <w:t>不用 tracker</w:t>
-      </w:r>
     </w:p>
     <w:p>
       <w:pPr>
@@ -4208,12 +4180,12 @@
         <w:tab/>
         <w:t>C.</w:t>
         <w:tab/>
+        <w:t>學術誠信</w:t>
+        <w:br/>
+        <w:tab/>
+        <w:t>D.</w:t>
+        <w:tab/>
         <w:t>清潔</w:t>
-        <w:br/>
-        <w:tab/>
-        <w:t>D.</w:t>
-        <w:tab/>
-        <w:t>學術誠信</w:t>
       </w:r>
     </w:p>
     <w:p>
@@ -5755,7 +5727,7 @@
         <w:rPr>
           <w:rFonts w:hint="eastAsia"/>
         </w:rPr>
-        <w:t>`</w:t>
+        <w:t>'</w:t>
       </w:r>
       <w:r>
         <w:rPr>
@@ -5767,7 +5739,7 @@
         <w:rPr>
           <w:rFonts w:hint="eastAsia"/>
         </w:rPr>
-        <w:t>word.json` 是用來儲存同</w:t>
+        <w:t>word.json' 是用來儲存同</w:t>
       </w:r>
       <w:r>
         <w:rPr>
